--- a/Homework#191.docx
+++ b/Homework#191.docx
@@ -145,6 +145,7 @@
     </w:p>
     <w:p>
       <w:pPr>
+        <w:pStyle w:val="ListParagraph"/>
         <w:rPr>
           <w:sz w:val="28"/>
           <w:szCs w:val="28"/>
@@ -207,21 +208,7 @@
           <w:sz w:val="28"/>
           <w:szCs w:val="28"/>
         </w:rPr>
-        <w:t xml:space="preserve"> cook all my meals, which takes a lot of time. Besides that, deciding what to eat take a lot of time too. Also, while cooking sometimes, I realize that I don’t have all the ingredients</w:t>
-      </w:r>
-      <w:r>
-        <w:rPr>
-          <w:sz w:val="28"/>
-          <w:szCs w:val="28"/>
-        </w:rPr>
-        <w:t xml:space="preserve"> which </w:t>
-      </w:r>
-      <w:r>
-        <w:rPr>
-          <w:sz w:val="28"/>
-          <w:szCs w:val="28"/>
-        </w:rPr>
-        <w:t>forces me to change the recipe or spend extra time finding a substitute.</w:t>
+        <w:t xml:space="preserve"> cook all my meals, which takes a lot of time. Besides that, deciding what to eat take a lot of time too. Also, while cooking sometimes, I realize that I don’t have all the ingredients which forces me to change the recipe or spend extra time finding a substitute.</w:t>
       </w:r>
     </w:p>
     <w:p>
@@ -263,7 +250,21 @@
           <w:sz w:val="28"/>
           <w:szCs w:val="28"/>
         </w:rPr>
-        <w:t xml:space="preserve"> app will give all the ingredients required as well as the cooking instructions. For now, I will remove the feature to buy those ingredients from the app which is connected to different retail stores like Safeway, </w:t>
+        <w:t xml:space="preserve"> app will give all the ingredients required as well as the cooking instructions.</w:t>
+      </w:r>
+      <w:r>
+        <w:rPr>
+          <w:sz w:val="28"/>
+          <w:szCs w:val="28"/>
+        </w:rPr>
+        <w:t xml:space="preserve"> There will also be an AI feature which can generate new recipes and help trach calories and macros. </w:t>
+      </w:r>
+      <w:r>
+        <w:rPr>
+          <w:sz w:val="28"/>
+          <w:szCs w:val="28"/>
+        </w:rPr>
+        <w:t xml:space="preserve"> For now, I will remove the feature to buy those ingredients from the </w:t>
       </w:r>
       <w:proofErr w:type="gramStart"/>
       <w:r>
@@ -271,7 +272,7 @@
           <w:sz w:val="28"/>
           <w:szCs w:val="28"/>
         </w:rPr>
-        <w:t>Walmart ,</w:t>
+        <w:t>app</w:t>
       </w:r>
       <w:proofErr w:type="gramEnd"/>
       <w:r>
@@ -279,7 +280,51 @@
           <w:sz w:val="28"/>
           <w:szCs w:val="28"/>
         </w:rPr>
-        <w:t xml:space="preserve"> Costco etc.</w:t>
+        <w:t xml:space="preserve"> which is connected to different retail stores like Safeway, </w:t>
+      </w:r>
+      <w:r>
+        <w:rPr>
+          <w:sz w:val="28"/>
+          <w:szCs w:val="28"/>
+        </w:rPr>
+        <w:t>Walmart,</w:t>
+      </w:r>
+      <w:r>
+        <w:rPr>
+          <w:sz w:val="28"/>
+          <w:szCs w:val="28"/>
+        </w:rPr>
+        <w:t xml:space="preserve"> Costco </w:t>
+      </w:r>
+      <w:r>
+        <w:rPr>
+          <w:sz w:val="28"/>
+          <w:szCs w:val="28"/>
+        </w:rPr>
+        <w:t xml:space="preserve">etc. I will also remove any premium fee which was charged at </w:t>
+      </w:r>
+      <w:proofErr w:type="spellStart"/>
+      <w:r>
+        <w:rPr>
+          <w:sz w:val="28"/>
+          <w:szCs w:val="28"/>
+        </w:rPr>
+        <w:t>mealime</w:t>
+      </w:r>
+      <w:proofErr w:type="spellEnd"/>
+      <w:r>
+        <w:rPr>
+          <w:sz w:val="28"/>
+          <w:szCs w:val="28"/>
+        </w:rPr>
+        <w:t xml:space="preserve"> for some specific recipes</w:t>
+      </w:r>
+      <w:r>
+        <w:rPr>
+          <w:sz w:val="28"/>
+          <w:szCs w:val="28"/>
+        </w:rPr>
+        <w:t xml:space="preserve">. </w:t>
       </w:r>
     </w:p>
     <w:sectPr>
@@ -1015,6 +1060,7 @@
   <w:style w:type="character" w:default="1" w:styleId="DefaultParagraphFont">
     <w:name w:val="Default Paragraph Font"/>
     <w:uiPriority w:val="1"/>
+    <w:semiHidden/>
     <w:unhideWhenUsed/>
   </w:style>
   <w:style w:type="table" w:default="1" w:styleId="TableNormal">
